--- a/Files/01 - Bereshis/04 - Vayairah/5786/Vayairah (1)/Vayairah 5786 (1).docx
+++ b/Files/01 - Bereshis/04 - Vayairah/5786/Vayairah (1)/Vayairah 5786 (1).docx
@@ -97,7 +97,7 @@
         <w:rPr>
           <w:rFonts w:ascii="Times New Roman" w:hAnsi="Times New Roman" w:cs="Times New Roman"/>
         </w:rPr>
-        <w:t xml:space="preserve"> of </w:t>
+        <w:t xml:space="preserve"> of</w:t>
       </w:r>
       <w:r>
         <w:rPr>
@@ -198,7 +198,7 @@
         <w:rPr>
           <w:rFonts w:ascii="Times New Roman" w:hAnsi="Times New Roman" w:cs="Times New Roman"/>
         </w:rPr>
-        <w:t xml:space="preserve"> are </w:t>
+        <w:t xml:space="preserve"> are</w:t>
       </w:r>
       <w:r>
         <w:rPr>
@@ -1061,7 +1061,7 @@
           <w:rFonts w:ascii="Times New Roman" w:hAnsi="Times New Roman" w:cs="Times New Roman"/>
           <w:rtl/>
         </w:rPr>
-        <w:t>״</w:t>
+        <w:t>"</w:t>
       </w:r>
       <w:r>
         <w:rPr>
@@ -1688,7 +1688,7 @@
         <w:rPr>
           <w:rFonts w:ascii="Times New Roman" w:hAnsi="Times New Roman" w:cs="Times New Roman"/>
         </w:rPr>
-        <w:t xml:space="preserve">The </w:t>
+        <w:t>The</w:t>
       </w:r>
       <w:r>
         <w:rPr>
@@ -1754,7 +1754,7 @@
           <w:rFonts w:ascii="Times New Roman" w:hAnsi="Times New Roman" w:cs="Times New Roman"/>
           <w:rtl/>
         </w:rPr>
-        <w:t>״</w:t>
+        <w:t>"</w:t>
       </w:r>
       <w:r>
         <w:rPr>
@@ -1794,7 +1794,7 @@
           <w:rFonts w:ascii="Times New Roman" w:hAnsi="Times New Roman" w:cs="Times New Roman"/>
           <w:rtl/>
         </w:rPr>
-        <w:t>״</w:t>
+        <w:t>"</w:t>
       </w:r>
       <w:r>
         <w:rPr>
@@ -2391,7 +2391,7 @@
         <w:rPr>
           <w:rFonts w:ascii="Times New Roman" w:hAnsi="Times New Roman" w:cs="Times New Roman"/>
         </w:rPr>
-        <w:t xml:space="preserve">that the </w:t>
+        <w:t>the</w:t>
       </w:r>
       <w:r>
         <w:rPr>
@@ -2642,7 +2642,7 @@
         <w:rPr>
           <w:rFonts w:ascii="Times New Roman" w:hAnsi="Times New Roman" w:cs="Times New Roman"/>
         </w:rPr>
-        <w:t xml:space="preserve">, the </w:t>
+        <w:t>, the</w:t>
       </w:r>
       <w:r>
         <w:rPr>
@@ -3216,7 +3216,7 @@
         <w:rPr>
           <w:rFonts w:ascii="Times New Roman" w:hAnsi="Times New Roman" w:cs="Times New Roman"/>
         </w:rPr>
-        <w:t xml:space="preserve"> a person should always be </w:t>
+        <w:t xml:space="preserve"> a person should always be</w:t>
       </w:r>
       <w:r>
         <w:rPr>

--- a/Files/01 - Bereshis/04 - Vayairah/5786/Vayairah (1)/Vayairah 5786 (1).docx
+++ b/Files/01 - Bereshis/04 - Vayairah/5786/Vayairah (1)/Vayairah 5786 (1).docx
@@ -97,7 +97,7 @@
         <w:rPr>
           <w:rFonts w:ascii="Times New Roman" w:hAnsi="Times New Roman" w:cs="Times New Roman"/>
         </w:rPr>
-        <w:t xml:space="preserve"> of</w:t>
+        <w:t xml:space="preserve"> of </w:t>
       </w:r>
       <w:r>
         <w:rPr>
@@ -198,7 +198,7 @@
         <w:rPr>
           <w:rFonts w:ascii="Times New Roman" w:hAnsi="Times New Roman" w:cs="Times New Roman"/>
         </w:rPr>
-        <w:t xml:space="preserve"> are</w:t>
+        <w:t xml:space="preserve"> are </w:t>
       </w:r>
       <w:r>
         <w:rPr>
@@ -1061,7 +1061,7 @@
           <w:rFonts w:ascii="Times New Roman" w:hAnsi="Times New Roman" w:cs="Times New Roman"/>
           <w:rtl/>
         </w:rPr>
-        <w:t>"</w:t>
+        <w:t>״</w:t>
       </w:r>
       <w:r>
         <w:rPr>
@@ -1688,7 +1688,7 @@
         <w:rPr>
           <w:rFonts w:ascii="Times New Roman" w:hAnsi="Times New Roman" w:cs="Times New Roman"/>
         </w:rPr>
-        <w:t>The</w:t>
+        <w:t xml:space="preserve">The </w:t>
       </w:r>
       <w:r>
         <w:rPr>
@@ -1754,7 +1754,7 @@
           <w:rFonts w:ascii="Times New Roman" w:hAnsi="Times New Roman" w:cs="Times New Roman"/>
           <w:rtl/>
         </w:rPr>
-        <w:t>"</w:t>
+        <w:t>״</w:t>
       </w:r>
       <w:r>
         <w:rPr>
@@ -1794,7 +1794,7 @@
           <w:rFonts w:ascii="Times New Roman" w:hAnsi="Times New Roman" w:cs="Times New Roman"/>
           <w:rtl/>
         </w:rPr>
-        <w:t>"</w:t>
+        <w:t>״</w:t>
       </w:r>
       <w:r>
         <w:rPr>
@@ -2391,7 +2391,7 @@
         <w:rPr>
           <w:rFonts w:ascii="Times New Roman" w:hAnsi="Times New Roman" w:cs="Times New Roman"/>
         </w:rPr>
-        <w:t>the</w:t>
+        <w:t xml:space="preserve">the </w:t>
       </w:r>
       <w:r>
         <w:rPr>
@@ -2642,7 +2642,7 @@
         <w:rPr>
           <w:rFonts w:ascii="Times New Roman" w:hAnsi="Times New Roman" w:cs="Times New Roman"/>
         </w:rPr>
-        <w:t>, the</w:t>
+        <w:t xml:space="preserve">, the </w:t>
       </w:r>
       <w:r>
         <w:rPr>
@@ -3216,7 +3216,7 @@
         <w:rPr>
           <w:rFonts w:ascii="Times New Roman" w:hAnsi="Times New Roman" w:cs="Times New Roman"/>
         </w:rPr>
-        <w:t xml:space="preserve"> a person should always be</w:t>
+        <w:t xml:space="preserve"> a person should always be </w:t>
       </w:r>
       <w:r>
         <w:rPr>
